--- a/docs/tratamento_dados.docx
+++ b/docs/tratamento_dados.docx
@@ -4,55 +4,30 @@
   <w:body>
     <w:p>
       <w:pPr>
+        <w:spacing w:after="160"/>
         <w:jc w:val="center"/>
       </w:pPr>
       <w:r>
         <w:rPr>
-          <w:rFonts w:ascii="Arial" w:hAnsi="Arial" w:eastAsia="Arial"/>
           <w:b/>
-          <w:sz w:val="36"/>
+          <w:color w:val="1F4E79"/>
+          <w:sz w:val="40"/>
         </w:rPr>
         <w:t>Tratamento de Dados</w:t>
       </w:r>
     </w:p>
     <w:p>
       <w:pPr>
+        <w:spacing w:after="320"/>
         <w:jc w:val="center"/>
       </w:pPr>
       <w:r>
         <w:rPr>
-          <w:rFonts w:ascii="Arial" w:hAnsi="Arial" w:eastAsia="Arial"/>
-          <w:b w:val="0"/>
-          <w:sz w:val="22"/>
+          <w:i/>
+          <w:color w:val="5A5A5A"/>
+          <w:sz w:val="20"/>
         </w:rPr>
-        <w:t>Módulo de Crescimento Estratégico</w:t>
-      </w:r>
-    </w:p>
-    <w:p/>
-    <w:p>
-      <w:pPr>
-        <w:pStyle w:val="Heading1"/>
-      </w:pPr>
-      <w:r>
-        <w:rPr>
-          <w:rFonts w:ascii="Arial" w:hAnsi="Arial" w:eastAsia="Arial"/>
-          <w:b/>
-          <w:sz w:val="28"/>
-        </w:rPr>
-        <w:t>1. Objetivo</w:t>
-      </w:r>
-    </w:p>
-    <w:p>
-      <w:pPr>
-        <w:spacing w:after="120"/>
-      </w:pPr>
-      <w:r>
-        <w:rPr>
-          <w:rFonts w:ascii="Arial" w:hAnsi="Arial" w:eastAsia="Arial"/>
-          <w:b w:val="0"/>
-          <w:sz w:val="22"/>
-        </w:rPr>
-        <w:t>O tratamento de dados prepara as informações para que o modelo Random Forest consiga utilizar os registros de clientes e assinaturas de forma adequada.</w:t>
+        <w:t>FirewallSign - Desafio Integrador 2026</w:t>
       </w:r>
     </w:p>
     <w:p>
@@ -60,77 +35,15 @@
         <w:pStyle w:val="Heading1"/>
       </w:pPr>
       <w:r>
-        <w:rPr>
-          <w:rFonts w:ascii="Arial" w:hAnsi="Arial" w:eastAsia="Arial"/>
-          <w:b/>
-          <w:sz w:val="28"/>
-        </w:rPr>
-        <w:t>2. Etapas realizadas</w:t>
+        <w:t>1. Objetivo</w:t>
       </w:r>
     </w:p>
     <w:p>
       <w:pPr>
-        <w:pStyle w:val="ListNumber"/>
+        <w:jc w:val="both"/>
       </w:pPr>
       <w:r>
-        <w:rPr>
-          <w:rFonts w:ascii="Arial" w:hAnsi="Arial" w:eastAsia="Arial"/>
-          <w:b w:val="0"/>
-          <w:sz w:val="22"/>
-        </w:rPr>
-        <w:t>Remoção ou substituição de valores vazios.</w:t>
-      </w:r>
-    </w:p>
-    <w:p>
-      <w:pPr>
-        <w:pStyle w:val="ListNumber"/>
-      </w:pPr>
-      <w:r>
-        <w:rPr>
-          <w:rFonts w:ascii="Arial" w:hAnsi="Arial" w:eastAsia="Arial"/>
-          <w:b w:val="0"/>
-          <w:sz w:val="22"/>
-        </w:rPr>
-        <w:t>Conversão de dados categóricos para números.</w:t>
-      </w:r>
-    </w:p>
-    <w:p>
-      <w:pPr>
-        <w:pStyle w:val="ListNumber"/>
-      </w:pPr>
-      <w:r>
-        <w:rPr>
-          <w:rFonts w:ascii="Arial" w:hAnsi="Arial" w:eastAsia="Arial"/>
-          <w:b w:val="0"/>
-          <w:sz w:val="22"/>
-        </w:rPr>
-        <w:t>Padronização de campos como status e ciclo.</w:t>
-      </w:r>
-    </w:p>
-    <w:p>
-      <w:pPr>
-        <w:pStyle w:val="ListNumber"/>
-      </w:pPr>
-      <w:r>
-        <w:rPr>
-          <w:rFonts w:ascii="Arial" w:hAnsi="Arial" w:eastAsia="Arial"/>
-          <w:b w:val="0"/>
-          <w:sz w:val="22"/>
-        </w:rPr>
-        <w:t>Separação das variáveis de entrada e das variáveis de saída.</w:t>
-      </w:r>
-    </w:p>
-    <w:p>
-      <w:pPr>
-        <w:pStyle w:val="ListNumber"/>
-      </w:pPr>
-      <w:r>
-        <w:rPr>
-          <w:rFonts w:ascii="Arial" w:hAnsi="Arial" w:eastAsia="Arial"/>
-          <w:b w:val="0"/>
-          <w:sz w:val="22"/>
-        </w:rPr>
-        <w:t>Treinamento do modelo com dados preparados.</w:t>
+        <w:t>O tratamento de dados tem como objetivo melhorar a qualidade das informações utilizadas pelo modelo Random Forest, evitando inconsistências que possam prejudicar o treinamento e a interpretação dos resultados.</w:t>
       </w:r>
     </w:p>
     <w:p>
@@ -138,25 +51,276 @@
         <w:pStyle w:val="Heading1"/>
       </w:pPr>
       <w:r>
-        <w:rPr>
-          <w:rFonts w:ascii="Arial" w:hAnsi="Arial" w:eastAsia="Arial"/>
-          <w:b/>
-          <w:sz w:val="28"/>
-        </w:rPr>
-        <w:t>3. Campos categóricos</w:t>
+        <w:t>2. Etapas aplicadas</w:t>
+      </w:r>
+    </w:p>
+    <w:tbl>
+      <w:tblPr>
+        <w:tblStyle w:val="TableGrid"/>
+        <w:tblW w:type="auto" w:w="0"/>
+        <w:jc w:val="center"/>
+        <w:tblLook w:firstColumn="1" w:firstRow="1" w:lastColumn="0" w:lastRow="0" w:noHBand="0" w:noVBand="1" w:val="04A0"/>
+      </w:tblPr>
+      <w:tblGrid>
+        <w:gridCol w:w="5040"/>
+        <w:gridCol w:w="5040"/>
+      </w:tblGrid>
+      <w:tr>
+        <w:tc>
+          <w:tcPr>
+            <w:tcW w:type="dxa" w:w="5040"/>
+            <w:vAlign w:val="center"/>
+            <w:shd w:fill="D9EAF7"/>
+          </w:tcPr>
+          <w:p>
+            <w:r/>
+            <w:r>
+              <w:rPr>
+                <w:b/>
+                <w:sz w:val="20"/>
+              </w:rPr>
+              <w:t>Etapa</w:t>
+            </w:r>
+          </w:p>
+        </w:tc>
+        <w:tc>
+          <w:tcPr>
+            <w:tcW w:type="dxa" w:w="5040"/>
+            <w:vAlign w:val="center"/>
+            <w:shd w:fill="D9EAF7"/>
+          </w:tcPr>
+          <w:p>
+            <w:r/>
+            <w:r>
+              <w:rPr>
+                <w:b/>
+                <w:sz w:val="20"/>
+              </w:rPr>
+              <w:t>Descrição</w:t>
+            </w:r>
+          </w:p>
+        </w:tc>
+      </w:tr>
+      <w:tr>
+        <w:tc>
+          <w:tcPr>
+            <w:tcW w:type="dxa" w:w="5040"/>
+            <w:vAlign w:val="center"/>
+          </w:tcPr>
+          <w:p>
+            <w:r/>
+            <w:r>
+              <w:rPr>
+                <w:b w:val="0"/>
+                <w:sz w:val="20"/>
+              </w:rPr>
+              <w:t>Remoção de duplicados</w:t>
+            </w:r>
+          </w:p>
+        </w:tc>
+        <w:tc>
+          <w:tcPr>
+            <w:tcW w:type="dxa" w:w="5040"/>
+            <w:vAlign w:val="center"/>
+          </w:tcPr>
+          <w:p>
+            <w:r/>
+            <w:r>
+              <w:rPr>
+                <w:b w:val="0"/>
+                <w:sz w:val="20"/>
+              </w:rPr>
+              <w:t>Registros repetidos são removidos para evitar que o modelo aprenda padrões duplicados.</w:t>
+            </w:r>
+          </w:p>
+        </w:tc>
+      </w:tr>
+      <w:tr>
+        <w:tc>
+          <w:tcPr>
+            <w:tcW w:type="dxa" w:w="5040"/>
+            <w:vAlign w:val="center"/>
+          </w:tcPr>
+          <w:p>
+            <w:r/>
+            <w:r>
+              <w:rPr>
+                <w:b w:val="0"/>
+                <w:sz w:val="20"/>
+              </w:rPr>
+              <w:t>Tratamento de valores ausentes</w:t>
+            </w:r>
+          </w:p>
+        </w:tc>
+        <w:tc>
+          <w:tcPr>
+            <w:tcW w:type="dxa" w:w="5040"/>
+            <w:vAlign w:val="center"/>
+          </w:tcPr>
+          <w:p>
+            <w:r/>
+            <w:r>
+              <w:rPr>
+                <w:b w:val="0"/>
+                <w:sz w:val="20"/>
+              </w:rPr>
+              <w:t>Campos vazios são preenchidos com valores padrão, evitando erros durante o treinamento.</w:t>
+            </w:r>
+          </w:p>
+        </w:tc>
+      </w:tr>
+      <w:tr>
+        <w:tc>
+          <w:tcPr>
+            <w:tcW w:type="dxa" w:w="5040"/>
+            <w:vAlign w:val="center"/>
+          </w:tcPr>
+          <w:p>
+            <w:r/>
+            <w:r>
+              <w:rPr>
+                <w:b w:val="0"/>
+                <w:sz w:val="20"/>
+              </w:rPr>
+              <w:t>Tratamento de outliers</w:t>
+            </w:r>
+          </w:p>
+        </w:tc>
+        <w:tc>
+          <w:tcPr>
+            <w:tcW w:type="dxa" w:w="5040"/>
+            <w:vAlign w:val="center"/>
+          </w:tcPr>
+          <w:p>
+            <w:r/>
+            <w:r>
+              <w:rPr>
+                <w:b w:val="0"/>
+                <w:sz w:val="20"/>
+              </w:rPr>
+              <w:t>Valores muito distantes do padrão são limitados pelo método IQR.</w:t>
+            </w:r>
+          </w:p>
+        </w:tc>
+      </w:tr>
+      <w:tr>
+        <w:tc>
+          <w:tcPr>
+            <w:tcW w:type="dxa" w:w="5040"/>
+            <w:vAlign w:val="center"/>
+          </w:tcPr>
+          <w:p>
+            <w:r/>
+            <w:r>
+              <w:rPr>
+                <w:b w:val="0"/>
+                <w:sz w:val="20"/>
+              </w:rPr>
+              <w:t>Normalização</w:t>
+            </w:r>
+          </w:p>
+        </w:tc>
+        <w:tc>
+          <w:tcPr>
+            <w:tcW w:type="dxa" w:w="5040"/>
+            <w:vAlign w:val="center"/>
+          </w:tcPr>
+          <w:p>
+            <w:r/>
+            <w:r>
+              <w:rPr>
+                <w:b w:val="0"/>
+                <w:sz w:val="20"/>
+              </w:rPr>
+              <w:t>As variáveis numéricas são normalizadas com Min-Max.</w:t>
+            </w:r>
+          </w:p>
+        </w:tc>
+      </w:tr>
+      <w:tr>
+        <w:tc>
+          <w:tcPr>
+            <w:tcW w:type="dxa" w:w="5040"/>
+            <w:vAlign w:val="center"/>
+          </w:tcPr>
+          <w:p>
+            <w:r/>
+            <w:r>
+              <w:rPr>
+                <w:b w:val="0"/>
+                <w:sz w:val="20"/>
+              </w:rPr>
+              <w:t>Separação dos dados</w:t>
+            </w:r>
+          </w:p>
+        </w:tc>
+        <w:tc>
+          <w:tcPr>
+            <w:tcW w:type="dxa" w:w="5040"/>
+            <w:vAlign w:val="center"/>
+          </w:tcPr>
+          <w:p>
+            <w:r/>
+            <w:r>
+              <w:rPr>
+                <w:b w:val="0"/>
+                <w:sz w:val="20"/>
+              </w:rPr>
+              <w:t>Os dados são separados entre variáveis de entrada e variável alvo.</w:t>
+            </w:r>
+          </w:p>
+        </w:tc>
+      </w:tr>
+      <w:tr>
+        <w:tc>
+          <w:tcPr>
+            <w:tcW w:type="dxa" w:w="5040"/>
+            <w:vAlign w:val="center"/>
+          </w:tcPr>
+          <w:p>
+            <w:r/>
+            <w:r>
+              <w:rPr>
+                <w:b w:val="0"/>
+                <w:sz w:val="20"/>
+              </w:rPr>
+              <w:t>Treinamento</w:t>
+            </w:r>
+          </w:p>
+        </w:tc>
+        <w:tc>
+          <w:tcPr>
+            <w:tcW w:type="dxa" w:w="5040"/>
+            <w:vAlign w:val="center"/>
+          </w:tcPr>
+          <w:p>
+            <w:r/>
+            <w:r>
+              <w:rPr>
+                <w:b w:val="0"/>
+                <w:sz w:val="20"/>
+              </w:rPr>
+              <w:t>O modelo Random Forest é treinado com os dados tratados.</w:t>
+            </w:r>
+          </w:p>
+        </w:tc>
+      </w:tr>
+    </w:tbl>
+    <w:p/>
+    <w:p>
+      <w:pPr>
+        <w:pStyle w:val="Heading1"/>
+      </w:pPr>
+      <w:r>
+        <w:t>3. Tratamento de outliers</w:t>
       </w:r>
     </w:p>
     <w:p>
       <w:pPr>
-        <w:spacing w:after="120"/>
+        <w:jc w:val="both"/>
       </w:pPr>
       <w:r>
-        <w:rPr>
-          <w:rFonts w:ascii="Arial" w:hAnsi="Arial" w:eastAsia="Arial"/>
-          <w:b w:val="0"/>
-          <w:sz w:val="22"/>
-        </w:rPr>
-        <w:t>Campos como ciclo, status e classificação são convertidos para valores numéricos para serem processados pelo modelo.</w:t>
+        <w:t>O tratamento de outliers foi feito com base no intervalo interquartil, conhecido como IQR. Valores abaixo ou acima dos limites calculados são ajustados para evitar que distorçam o treinamento do modelo.</w:t>
       </w:r>
     </w:p>
     <w:p>
@@ -164,64 +328,15 @@
         <w:pStyle w:val="Heading1"/>
       </w:pPr>
       <w:r>
-        <w:rPr>
-          <w:rFonts w:ascii="Arial" w:hAnsi="Arial" w:eastAsia="Arial"/>
-          <w:b/>
-          <w:sz w:val="28"/>
-        </w:rPr>
-        <w:t>4. Dados inconsistentes</w:t>
+        <w:t>4. Normalização Min-Max</w:t>
       </w:r>
     </w:p>
     <w:p>
       <w:pPr>
-        <w:pStyle w:val="ListBullet"/>
+        <w:jc w:val="both"/>
       </w:pPr>
       <w:r>
-        <w:rPr>
-          <w:rFonts w:ascii="Arial" w:hAnsi="Arial" w:eastAsia="Arial"/>
-          <w:b w:val="0"/>
-          <w:sz w:val="22"/>
-        </w:rPr>
-        <w:t>Valores mensais ausentes são tratados como 0.</w:t>
-      </w:r>
-    </w:p>
-    <w:p>
-      <w:pPr>
-        <w:pStyle w:val="ListBullet"/>
-      </w:pPr>
-      <w:r>
-        <w:rPr>
-          <w:rFonts w:ascii="Arial" w:hAnsi="Arial" w:eastAsia="Arial"/>
-          <w:b w:val="0"/>
-          <w:sz w:val="22"/>
-        </w:rPr>
-        <w:t>Quantidade de firewalls ausente é tratada como 0.</w:t>
-      </w:r>
-    </w:p>
-    <w:p>
-      <w:pPr>
-        <w:pStyle w:val="ListBullet"/>
-      </w:pPr>
-      <w:r>
-        <w:rPr>
-          <w:rFonts w:ascii="Arial" w:hAnsi="Arial" w:eastAsia="Arial"/>
-          <w:b w:val="0"/>
-          <w:sz w:val="22"/>
-        </w:rPr>
-        <w:t>Status desconhecido recebe valor padrão.</w:t>
-      </w:r>
-    </w:p>
-    <w:p>
-      <w:pPr>
-        <w:pStyle w:val="ListBullet"/>
-      </w:pPr>
-      <w:r>
-        <w:rPr>
-          <w:rFonts w:ascii="Arial" w:hAnsi="Arial" w:eastAsia="Arial"/>
-          <w:b w:val="0"/>
-          <w:sz w:val="22"/>
-        </w:rPr>
-        <w:t>Registros incompletos não são utilizados no treinamento quando impedem a classificação.</w:t>
+        <w:t>A normalização Min-Max transforma os valores numéricos para uma escala comum. Essa técnica melhora a organização dos dados e atende ao requisito de normalização previsto para o modelo de Random Forest.</w:t>
       </w:r>
     </w:p>
     <w:p>
@@ -229,25 +344,15 @@
         <w:pStyle w:val="Heading1"/>
       </w:pPr>
       <w:r>
-        <w:rPr>
-          <w:rFonts w:ascii="Arial" w:hAnsi="Arial" w:eastAsia="Arial"/>
-          <w:b/>
-          <w:sz w:val="28"/>
-        </w:rPr>
-        <w:t>5. Normalização</w:t>
+        <w:t>5. Aplicação no projeto</w:t>
       </w:r>
     </w:p>
     <w:p>
       <w:pPr>
-        <w:spacing w:after="120"/>
+        <w:jc w:val="both"/>
       </w:pPr>
       <w:r>
-        <w:rPr>
-          <w:rFonts w:ascii="Arial" w:hAnsi="Arial" w:eastAsia="Arial"/>
-          <w:b w:val="0"/>
-          <w:sz w:val="22"/>
-        </w:rPr>
-        <w:t>Foi aplicado tratamento simples para manter os dados em escalas adequadas. Como o Random Forest não é tão sensível à escala quanto modelos lineares, a normalização foi mantida simples para facilitar a explicação e a manutenção do projeto.</w:t>
+        <w:t>No projeto, o tratamento ocorre no módulo de crescimento estratégico, principalmente no script de treinamento do modelo. Após o tratamento, o modelo treinado é salvo e utilizado para apoiar a classificação dos clientes.</w:t>
       </w:r>
     </w:p>
     <w:p>
@@ -255,30 +360,20 @@
         <w:pStyle w:val="Heading1"/>
       </w:pPr>
       <w:r>
-        <w:rPr>
-          <w:rFonts w:ascii="Arial" w:hAnsi="Arial" w:eastAsia="Arial"/>
-          <w:b/>
-          <w:sz w:val="28"/>
-        </w:rPr>
-        <w:t>6. Observação</w:t>
+        <w:t>6. Limitações</w:t>
       </w:r>
     </w:p>
     <w:p>
       <w:pPr>
-        <w:spacing w:after="120"/>
+        <w:jc w:val="both"/>
       </w:pPr>
       <w:r>
-        <w:rPr>
-          <w:rFonts w:ascii="Arial" w:hAnsi="Arial" w:eastAsia="Arial"/>
-          <w:b w:val="0"/>
-          <w:sz w:val="22"/>
-        </w:rPr>
-        <w:t>O projeto foi desenvolvido com objetivo acadêmico. A base de treinamento é simples e serve para demonstrar o fluxo de ciência de dados, integração com backend e visualização no frontend.</w:t>
+        <w:t>A base de dados utilizada é pequena e possui caráter demonstrativo. Por isso, os resultados devem ser interpretados como apoio à decisão e não como uma previsão absoluta. Em um ambiente real, seria necessário utilizar uma base histórica maior para melhorar a precisão do modelo.</w:t>
       </w:r>
     </w:p>
     <w:sectPr>
       <w:pgSz w:w="12240" w:h="15840"/>
-      <w:pgMar w:top="1008" w:right="1152" w:bottom="1008" w:left="1152" w:header="720" w:footer="720" w:gutter="0"/>
+      <w:pgMar w:top="936" w:right="1080" w:bottom="936" w:left="1080" w:header="720" w:footer="720" w:gutter="0"/>
       <w:cols w:space="720"/>
       <w:docGrid w:linePitch="360"/>
     </w:sectPr>
@@ -649,9 +744,12 @@
     <w:name w:val="Normal"/>
     <w:qFormat/>
     <w:rsid w:val="00FC693F"/>
+    <w:pPr>
+      <w:spacing w:after="120"/>
+    </w:pPr>
     <w:rPr>
       <w:rFonts w:ascii="Arial" w:hAnsi="Arial" w:eastAsia="Arial"/>
-      <w:sz w:val="22"/>
+      <w:sz w:val="21"/>
     </w:rPr>
   </w:style>
   <w:style w:type="paragraph" w:styleId="Header">
@@ -713,11 +811,11 @@
       <w:outlineLvl w:val="0"/>
     </w:pPr>
     <w:rPr>
-      <w:rFonts w:asciiTheme="majorHAnsi" w:eastAsiaTheme="majorEastAsia" w:hAnsiTheme="majorHAnsi" w:cstheme="majorBidi"/>
+      <w:rFonts w:asciiTheme="majorHAnsi" w:eastAsiaTheme="majorEastAsia" w:hAnsiTheme="majorHAnsi" w:cstheme="majorBidi" w:ascii="Arial" w:hAnsi="Arial" w:eastAsia="Arial"/>
       <w:b/>
       <w:bCs/>
-      <w:color w:val="365F91" w:themeColor="accent1" w:themeShade="BF"/>
-      <w:sz w:val="28"/>
+      <w:color w:val="1F4E79"/>
+      <w:sz w:val="30"/>
       <w:szCs w:val="28"/>
     </w:rPr>
   </w:style>
@@ -737,11 +835,11 @@
       <w:outlineLvl w:val="1"/>
     </w:pPr>
     <w:rPr>
-      <w:rFonts w:asciiTheme="majorHAnsi" w:eastAsiaTheme="majorEastAsia" w:hAnsiTheme="majorHAnsi" w:cstheme="majorBidi"/>
+      <w:rFonts w:asciiTheme="majorHAnsi" w:eastAsiaTheme="majorEastAsia" w:hAnsiTheme="majorHAnsi" w:cstheme="majorBidi" w:ascii="Arial" w:hAnsi="Arial" w:eastAsia="Arial"/>
       <w:b/>
       <w:bCs/>
-      <w:color w:val="4F81BD" w:themeColor="accent1"/>
-      <w:sz w:val="26"/>
+      <w:color w:val="1F4E79"/>
+      <w:sz w:val="24"/>
       <w:szCs w:val="26"/>
     </w:rPr>
   </w:style>
@@ -1002,11 +1100,12 @@
       <w:contextualSpacing/>
     </w:pPr>
     <w:rPr>
-      <w:rFonts w:asciiTheme="majorHAnsi" w:eastAsiaTheme="majorEastAsia" w:hAnsiTheme="majorHAnsi" w:cstheme="majorBidi"/>
-      <w:color w:val="17365D" w:themeColor="text2" w:themeShade="BF"/>
+      <w:rFonts w:asciiTheme="majorHAnsi" w:eastAsiaTheme="majorEastAsia" w:hAnsiTheme="majorHAnsi" w:cstheme="majorBidi" w:ascii="Arial" w:hAnsi="Arial" w:eastAsia="Arial"/>
+      <w:b/>
+      <w:color w:val="1F4E79"/>
       <w:spacing w:val="5"/>
       <w:kern w:val="28"/>
-      <w:sz w:val="52"/>
+      <w:sz w:val="40"/>
       <w:szCs w:val="52"/>
     </w:rPr>
   </w:style>
